--- a/labor/mueller/NWL7-L3-Switch-DHCP.docx
+++ b/labor/mueller/NWL7-L3-Switch-DHCP.docx
@@ -6,6 +6,444 @@
       <w:pPr>
         <w:pStyle w:val="Title"/>
         <w:ind w:left="-142"/>
+        <w:jc w:val="both"/>
+        <w:rPr>
+          <w:sz w:val="48"/>
+          <w:lang w:val="en-US"/>
+        </w:rPr>
+      </w:pPr>
+    </w:p>
+    <w:p>
+      <w:pPr>
+        <w:pStyle w:val="Title"/>
+        <w:ind w:left="-142"/>
+        <w:jc w:val="both"/>
+        <w:rPr>
+          <w:sz w:val="48"/>
+          <w:lang w:val="en-US"/>
+        </w:rPr>
+      </w:pPr>
+    </w:p>
+    <w:p>
+      <w:pPr>
+        <w:pStyle w:val="Title"/>
+        <w:ind w:left="-142"/>
+        <w:jc w:val="both"/>
+        <w:rPr>
+          <w:sz w:val="48"/>
+          <w:lang w:val="en-US"/>
+        </w:rPr>
+      </w:pPr>
+    </w:p>
+    <w:p>
+      <w:pPr>
+        <w:pStyle w:val="Title"/>
+        <w:ind w:left="-142"/>
+        <w:jc w:val="both"/>
+        <w:rPr>
+          <w:sz w:val="48"/>
+          <w:lang w:val="en-US"/>
+        </w:rPr>
+      </w:pPr>
+    </w:p>
+    <w:p>
+      <w:pPr>
+        <w:pStyle w:val="Title"/>
+        <w:ind w:left="-142"/>
+        <w:jc w:val="both"/>
+        <w:rPr>
+          <w:sz w:val="48"/>
+          <w:lang w:val="en-US"/>
+        </w:rPr>
+      </w:pPr>
+    </w:p>
+    <w:p>
+      <w:pPr>
+        <w:pStyle w:val="Title"/>
+        <w:ind w:left="-142"/>
+        <w:jc w:val="both"/>
+        <w:rPr>
+          <w:sz w:val="48"/>
+          <w:lang w:val="en-US"/>
+        </w:rPr>
+      </w:pPr>
+      <w:r>
+        <w:rPr>
+          <w:noProof/>
+        </w:rPr>
+        <w:drawing>
+          <wp:anchor distT="0" distB="0" distL="114300" distR="114300" simplePos="0" relativeHeight="251659264" behindDoc="1" locked="0" layoutInCell="1" allowOverlap="1" wp14:anchorId="0538D54F" wp14:editId="1ECEE0FD">
+            <wp:simplePos x="0" y="0"/>
+            <wp:positionH relativeFrom="column">
+              <wp:posOffset>4945471</wp:posOffset>
+            </wp:positionH>
+            <wp:positionV relativeFrom="paragraph">
+              <wp:posOffset>196850</wp:posOffset>
+            </wp:positionV>
+            <wp:extent cx="1616529" cy="1616529"/>
+            <wp:effectExtent l="0" t="0" r="3175" b="0"/>
+            <wp:wrapNone/>
+            <wp:docPr id="915178472" name="Picture 14" descr="Laptop | Cisco Network Topology Icons 3015"/>
+            <wp:cNvGraphicFramePr>
+              <a:graphicFrameLocks xmlns:a="http://schemas.openxmlformats.org/drawingml/2006/main" noChangeAspect="1"/>
+            </wp:cNvGraphicFramePr>
+            <a:graphic xmlns:a="http://schemas.openxmlformats.org/drawingml/2006/main">
+              <a:graphicData uri="http://schemas.openxmlformats.org/drawingml/2006/picture">
+                <pic:pic xmlns:pic="http://schemas.openxmlformats.org/drawingml/2006/picture">
+                  <pic:nvPicPr>
+                    <pic:cNvPr id="0" name="Picture 15" descr="Laptop | Cisco Network Topology Icons 3015"/>
+                    <pic:cNvPicPr>
+                      <a:picLocks noChangeAspect="1" noChangeArrowheads="1"/>
+                    </pic:cNvPicPr>
+                  </pic:nvPicPr>
+                  <pic:blipFill>
+                    <a:blip r:embed="rId5">
+                      <a:extLst>
+                        <a:ext uri="{28A0092B-C50C-407E-A947-70E740481C1C}">
+                          <a14:useLocalDpi xmlns:a14="http://schemas.microsoft.com/office/drawing/2010/main" val="0"/>
+                        </a:ext>
+                      </a:extLst>
+                    </a:blip>
+                    <a:srcRect/>
+                    <a:stretch>
+                      <a:fillRect/>
+                    </a:stretch>
+                  </pic:blipFill>
+                  <pic:spPr bwMode="auto">
+                    <a:xfrm>
+                      <a:off x="0" y="0"/>
+                      <a:ext cx="1616529" cy="1616529"/>
+                    </a:xfrm>
+                    <a:prstGeom prst="rect">
+                      <a:avLst/>
+                    </a:prstGeom>
+                    <a:noFill/>
+                    <a:ln>
+                      <a:noFill/>
+                    </a:ln>
+                  </pic:spPr>
+                </pic:pic>
+              </a:graphicData>
+            </a:graphic>
+            <wp14:sizeRelH relativeFrom="margin">
+              <wp14:pctWidth>0</wp14:pctWidth>
+            </wp14:sizeRelH>
+            <wp14:sizeRelV relativeFrom="margin">
+              <wp14:pctHeight>0</wp14:pctHeight>
+            </wp14:sizeRelV>
+          </wp:anchor>
+        </w:drawing>
+      </w:r>
+    </w:p>
+    <w:p>
+      <w:pPr>
+        <w:pStyle w:val="Title"/>
+        <w:ind w:left="-142"/>
+        <w:jc w:val="both"/>
+        <w:rPr>
+          <w:sz w:val="48"/>
+          <w:lang w:val="en-US"/>
+        </w:rPr>
+      </w:pPr>
+    </w:p>
+    <w:p>
+      <w:pPr>
+        <w:pStyle w:val="Title"/>
+        <w:ind w:left="-142"/>
+        <w:jc w:val="both"/>
+        <w:rPr>
+          <w:sz w:val="48"/>
+          <w:lang w:val="en-US"/>
+        </w:rPr>
+      </w:pPr>
+    </w:p>
+    <w:p>
+      <w:pPr>
+        <w:pStyle w:val="Title"/>
+        <w:ind w:left="-142"/>
+        <w:jc w:val="center"/>
+        <w:rPr>
+          <w:sz w:val="96"/>
+          <w:szCs w:val="144"/>
+          <w:lang w:val="en-US"/>
+        </w:rPr>
+      </w:pPr>
+    </w:p>
+    <w:p>
+      <w:pPr>
+        <w:pStyle w:val="Title"/>
+        <w:ind w:left="-142"/>
+        <w:jc w:val="center"/>
+        <w:rPr>
+          <w:sz w:val="96"/>
+          <w:szCs w:val="144"/>
+          <w:lang w:val="en-US"/>
+        </w:rPr>
+      </w:pPr>
+      <w:r>
+        <w:rPr>
+          <w:sz w:val="96"/>
+          <w:szCs w:val="144"/>
+          <w:lang w:val="en-US"/>
+        </w:rPr>
+        <w:t>Samuel Fronthaler</w:t>
+      </w:r>
+    </w:p>
+    <w:p>
+      <w:pPr>
+        <w:pStyle w:val="Title"/>
+        <w:ind w:left="-142"/>
+        <w:jc w:val="center"/>
+        <w:rPr>
+          <w:sz w:val="96"/>
+          <w:szCs w:val="144"/>
+          <w:lang w:val="en-US"/>
+        </w:rPr>
+      </w:pPr>
+      <w:r>
+        <w:rPr>
+          <w:sz w:val="96"/>
+          <w:szCs w:val="144"/>
+          <w:lang w:val="en-US"/>
+        </w:rPr>
+        <w:t>10.3.26-17.3.26</w:t>
+      </w:r>
+    </w:p>
+    <w:p>
+      <w:pPr>
+        <w:pStyle w:val="Title"/>
+        <w:ind w:left="-142"/>
+        <w:jc w:val="both"/>
+        <w:rPr>
+          <w:sz w:val="48"/>
+          <w:lang w:val="en-US"/>
+        </w:rPr>
+      </w:pPr>
+    </w:p>
+    <w:p>
+      <w:pPr>
+        <w:pStyle w:val="Title"/>
+        <w:ind w:left="-142"/>
+        <w:jc w:val="both"/>
+        <w:rPr>
+          <w:sz w:val="48"/>
+          <w:lang w:val="en-US"/>
+        </w:rPr>
+      </w:pPr>
+      <w:r>
+        <w:rPr>
+          <w:noProof/>
+        </w:rPr>
+        <w:drawing>
+          <wp:anchor distT="0" distB="0" distL="114300" distR="114300" simplePos="0" relativeHeight="251658240" behindDoc="1" locked="0" layoutInCell="1" allowOverlap="1" wp14:anchorId="4B086042" wp14:editId="019A1A2A">
+            <wp:simplePos x="0" y="0"/>
+            <wp:positionH relativeFrom="column">
+              <wp:posOffset>-34562</wp:posOffset>
+            </wp:positionH>
+            <wp:positionV relativeFrom="paragraph">
+              <wp:posOffset>84455</wp:posOffset>
+            </wp:positionV>
+            <wp:extent cx="1436914" cy="1436914"/>
+            <wp:effectExtent l="0" t="0" r="0" b="0"/>
+            <wp:wrapNone/>
+            <wp:docPr id="534021771" name="Picture 13" descr="layer 3 switch Vector Icons free download in SVG, PNG Format"/>
+            <wp:cNvGraphicFramePr>
+              <a:graphicFrameLocks xmlns:a="http://schemas.openxmlformats.org/drawingml/2006/main" noChangeAspect="1"/>
+            </wp:cNvGraphicFramePr>
+            <a:graphic xmlns:a="http://schemas.openxmlformats.org/drawingml/2006/main">
+              <a:graphicData uri="http://schemas.openxmlformats.org/drawingml/2006/picture">
+                <pic:pic xmlns:pic="http://schemas.openxmlformats.org/drawingml/2006/picture">
+                  <pic:nvPicPr>
+                    <pic:cNvPr id="0" name="Picture 13" descr="layer 3 switch Vector Icons free download in SVG, PNG Format"/>
+                    <pic:cNvPicPr>
+                      <a:picLocks noChangeAspect="1" noChangeArrowheads="1"/>
+                    </pic:cNvPicPr>
+                  </pic:nvPicPr>
+                  <pic:blipFill>
+                    <a:blip r:embed="rId6" cstate="print">
+                      <a:extLst>
+                        <a:ext uri="{28A0092B-C50C-407E-A947-70E740481C1C}">
+                          <a14:useLocalDpi xmlns:a14="http://schemas.microsoft.com/office/drawing/2010/main" val="0"/>
+                        </a:ext>
+                      </a:extLst>
+                    </a:blip>
+                    <a:srcRect/>
+                    <a:stretch>
+                      <a:fillRect/>
+                    </a:stretch>
+                  </pic:blipFill>
+                  <pic:spPr bwMode="auto">
+                    <a:xfrm>
+                      <a:off x="0" y="0"/>
+                      <a:ext cx="1438847" cy="1438847"/>
+                    </a:xfrm>
+                    <a:prstGeom prst="rect">
+                      <a:avLst/>
+                    </a:prstGeom>
+                    <a:noFill/>
+                    <a:ln>
+                      <a:noFill/>
+                    </a:ln>
+                  </pic:spPr>
+                </pic:pic>
+              </a:graphicData>
+            </a:graphic>
+            <wp14:sizeRelH relativeFrom="margin">
+              <wp14:pctWidth>0</wp14:pctWidth>
+            </wp14:sizeRelH>
+            <wp14:sizeRelV relativeFrom="margin">
+              <wp14:pctHeight>0</wp14:pctHeight>
+            </wp14:sizeRelV>
+          </wp:anchor>
+        </w:drawing>
+      </w:r>
+    </w:p>
+    <w:p>
+      <w:pPr>
+        <w:pStyle w:val="Title"/>
+        <w:ind w:left="-142"/>
+        <w:jc w:val="both"/>
+        <w:rPr>
+          <w:sz w:val="48"/>
+          <w:lang w:val="en-US"/>
+        </w:rPr>
+      </w:pPr>
+    </w:p>
+    <w:p>
+      <w:pPr>
+        <w:pStyle w:val="Title"/>
+        <w:ind w:left="-142"/>
+        <w:jc w:val="both"/>
+        <w:rPr>
+          <w:sz w:val="48"/>
+          <w:lang w:val="en-US"/>
+        </w:rPr>
+      </w:pPr>
+    </w:p>
+    <w:p>
+      <w:pPr>
+        <w:pStyle w:val="Title"/>
+        <w:ind w:left="-142"/>
+        <w:jc w:val="both"/>
+        <w:rPr>
+          <w:sz w:val="48"/>
+          <w:lang w:val="en-US"/>
+        </w:rPr>
+      </w:pPr>
+    </w:p>
+    <w:p>
+      <w:pPr>
+        <w:pStyle w:val="Title"/>
+        <w:ind w:left="-142"/>
+        <w:jc w:val="both"/>
+        <w:rPr>
+          <w:sz w:val="48"/>
+          <w:lang w:val="en-US"/>
+        </w:rPr>
+      </w:pPr>
+    </w:p>
+    <w:p>
+      <w:pPr>
+        <w:pStyle w:val="Title"/>
+        <w:ind w:left="-142"/>
+        <w:jc w:val="both"/>
+        <w:rPr>
+          <w:sz w:val="48"/>
+          <w:lang w:val="en-US"/>
+        </w:rPr>
+      </w:pPr>
+    </w:p>
+    <w:p>
+      <w:pPr>
+        <w:pStyle w:val="Title"/>
+        <w:ind w:left="-142"/>
+        <w:jc w:val="both"/>
+        <w:rPr>
+          <w:sz w:val="48"/>
+          <w:lang w:val="en-US"/>
+        </w:rPr>
+      </w:pPr>
+    </w:p>
+    <w:p>
+      <w:pPr>
+        <w:pStyle w:val="Title"/>
+        <w:ind w:left="-142"/>
+        <w:jc w:val="both"/>
+        <w:rPr>
+          <w:sz w:val="48"/>
+          <w:lang w:val="en-US"/>
+        </w:rPr>
+      </w:pPr>
+    </w:p>
+    <w:p>
+      <w:pPr>
+        <w:pStyle w:val="Title"/>
+        <w:ind w:left="-142"/>
+        <w:jc w:val="both"/>
+        <w:rPr>
+          <w:sz w:val="48"/>
+          <w:lang w:val="en-US"/>
+        </w:rPr>
+      </w:pPr>
+    </w:p>
+    <w:p>
+      <w:pPr>
+        <w:pStyle w:val="Title"/>
+        <w:ind w:left="-142"/>
+        <w:jc w:val="both"/>
+        <w:rPr>
+          <w:sz w:val="48"/>
+          <w:lang w:val="en-US"/>
+        </w:rPr>
+      </w:pPr>
+    </w:p>
+    <w:p>
+      <w:pPr>
+        <w:pStyle w:val="Title"/>
+        <w:ind w:left="-142"/>
+        <w:jc w:val="both"/>
+        <w:rPr>
+          <w:sz w:val="48"/>
+          <w:lang w:val="en-US"/>
+        </w:rPr>
+      </w:pPr>
+    </w:p>
+    <w:p>
+      <w:pPr>
+        <w:pStyle w:val="Title"/>
+        <w:ind w:left="-142"/>
+        <w:jc w:val="both"/>
+        <w:rPr>
+          <w:sz w:val="48"/>
+          <w:lang w:val="en-US"/>
+        </w:rPr>
+      </w:pPr>
+    </w:p>
+    <w:p>
+      <w:pPr>
+        <w:pStyle w:val="Title"/>
+        <w:ind w:left="-142"/>
+        <w:jc w:val="both"/>
+        <w:rPr>
+          <w:sz w:val="48"/>
+          <w:lang w:val="en-US"/>
+        </w:rPr>
+      </w:pPr>
+    </w:p>
+    <w:p>
+      <w:pPr>
+        <w:pStyle w:val="Title"/>
+        <w:ind w:left="-142"/>
+        <w:jc w:val="both"/>
+        <w:rPr>
+          <w:sz w:val="48"/>
+          <w:lang w:val="en-US"/>
+        </w:rPr>
+      </w:pPr>
+    </w:p>
+    <w:p>
+      <w:pPr>
+        <w:pStyle w:val="Title"/>
         <w:jc w:val="both"/>
         <w:rPr>
           <w:lang w:val="en-US"/>
@@ -173,7 +611,7 @@
                     <pic:cNvPicPr/>
                   </pic:nvPicPr>
                   <pic:blipFill>
-                    <a:blip r:embed="rId5"/>
+                    <a:blip r:embed="rId7"/>
                     <a:stretch>
                       <a:fillRect/>
                     </a:stretch>
@@ -922,6 +1360,7 @@
               <w:rPr>
                 <w:lang w:val="en-US"/>
               </w:rPr>
+              <w:lastRenderedPageBreak/>
               <w:t>VLAN20</w:t>
             </w:r>
           </w:p>
@@ -1044,7 +1483,6 @@
         <w:rPr>
           <w:lang w:val="en-US"/>
         </w:rPr>
-        <w:lastRenderedPageBreak/>
         <w:br/>
       </w:r>
     </w:p>
@@ -1078,6 +1516,9 @@
         <w:pStyle w:val="ListParagraph"/>
       </w:pPr>
       <w:r>
+        <w:rPr>
+          <w:noProof/>
+        </w:rPr>
         <w:drawing>
           <wp:inline distT="0" distB="0" distL="0" distR="0" wp14:anchorId="192784FC" wp14:editId="26F00212">
             <wp:extent cx="2541950" cy="1880886"/>
@@ -1094,7 +1535,7 @@
                     <pic:cNvPicPr/>
                   </pic:nvPicPr>
                   <pic:blipFill>
-                    <a:blip r:embed="rId6"/>
+                    <a:blip r:embed="rId8"/>
                     <a:stretch>
                       <a:fillRect/>
                     </a:stretch>
@@ -1120,6 +1561,9 @@
         <w:pStyle w:val="ListParagraph"/>
       </w:pPr>
       <w:r>
+        <w:rPr>
+          <w:noProof/>
+        </w:rPr>
         <w:drawing>
           <wp:inline distT="0" distB="0" distL="0" distR="0" wp14:anchorId="5ED91F2E" wp14:editId="3557A9CA">
             <wp:extent cx="4051139" cy="1798907"/>
@@ -1136,7 +1580,7 @@
                     <pic:cNvPicPr/>
                   </pic:nvPicPr>
                   <pic:blipFill>
-                    <a:blip r:embed="rId7"/>
+                    <a:blip r:embed="rId9"/>
                     <a:stretch>
                       <a:fillRect/>
                     </a:stretch>
@@ -1199,6 +1643,9 @@
         <w:pStyle w:val="ListParagraph"/>
       </w:pPr>
       <w:r>
+        <w:rPr>
+          <w:noProof/>
+        </w:rPr>
         <w:drawing>
           <wp:inline distT="0" distB="0" distL="0" distR="0" wp14:anchorId="69463ADE" wp14:editId="24643519">
             <wp:extent cx="3703899" cy="1924372"/>
@@ -1215,7 +1662,7 @@
                     <pic:cNvPicPr/>
                   </pic:nvPicPr>
                   <pic:blipFill>
-                    <a:blip r:embed="rId8"/>
+                    <a:blip r:embed="rId10"/>
                     <a:stretch>
                       <a:fillRect/>
                     </a:stretch>
@@ -1267,6 +1714,7 @@
       <w:r>
         <w:rPr>
           <w:rFonts w:ascii="Courier New" w:hAnsi="Courier New" w:cs="Courier New"/>
+          <w:noProof/>
         </w:rPr>
         <w:drawing>
           <wp:inline distT="0" distB="0" distL="0" distR="0" wp14:anchorId="6BB5781C" wp14:editId="2BCDC1AF">
@@ -1284,7 +1732,7 @@
                     <pic:cNvPicPr/>
                   </pic:nvPicPr>
                   <pic:blipFill>
-                    <a:blip r:embed="rId9"/>
+                    <a:blip r:embed="rId11"/>
                     <a:stretch>
                       <a:fillRect/>
                     </a:stretch>
@@ -1323,6 +1771,7 @@
         </w:numPr>
       </w:pPr>
       <w:r>
+        <w:lastRenderedPageBreak/>
         <w:t>Vergebt auf den Switch Virtual Interfaces (SVI) die IP-Adressen (Default-GWs) aus Eurem Schema.</w:t>
       </w:r>
       <w:r>
@@ -1335,7 +1784,9 @@
         <w:pStyle w:val="ListParagraph"/>
       </w:pPr>
       <w:r>
-        <w:lastRenderedPageBreak/>
+        <w:rPr>
+          <w:noProof/>
+        </w:rPr>
         <w:drawing>
           <wp:inline distT="0" distB="0" distL="0" distR="0" wp14:anchorId="10EBB6E4" wp14:editId="3DD401C6">
             <wp:extent cx="3581900" cy="1467055"/>
@@ -1352,7 +1803,7 @@
                     <pic:cNvPicPr/>
                   </pic:nvPicPr>
                   <pic:blipFill>
-                    <a:blip r:embed="rId10"/>
+                    <a:blip r:embed="rId12"/>
                     <a:stretch>
                       <a:fillRect/>
                     </a:stretch>
@@ -1491,6 +1942,7 @@
       <w:r>
         <w:rPr>
           <w:rFonts w:ascii="Courier New" w:hAnsi="Courier New" w:cs="Courier New"/>
+          <w:noProof/>
         </w:rPr>
         <w:drawing>
           <wp:inline distT="0" distB="0" distL="0" distR="0" wp14:anchorId="687DA4C8" wp14:editId="37278870">
@@ -1508,7 +1960,7 @@
                     <pic:cNvPicPr/>
                   </pic:nvPicPr>
                   <pic:blipFill>
-                    <a:blip r:embed="rId11"/>
+                    <a:blip r:embed="rId13"/>
                     <a:stretch>
                       <a:fillRect/>
                     </a:stretch>
@@ -1558,6 +2010,9 @@
         <w:pStyle w:val="ListParagraph"/>
       </w:pPr>
       <w:r>
+        <w:rPr>
+          <w:noProof/>
+        </w:rPr>
         <w:drawing>
           <wp:inline distT="0" distB="0" distL="0" distR="0" wp14:anchorId="001A8C51" wp14:editId="15C90915">
             <wp:extent cx="2129742" cy="1058001"/>
@@ -1574,7 +2029,7 @@
                     <pic:cNvPicPr/>
                   </pic:nvPicPr>
                   <pic:blipFill>
-                    <a:blip r:embed="rId12"/>
+                    <a:blip r:embed="rId14"/>
                     <a:stretch>
                       <a:fillRect/>
                     </a:stretch>
@@ -1600,6 +2055,9 @@
         <w:pStyle w:val="ListParagraph"/>
       </w:pPr>
       <w:r>
+        <w:rPr>
+          <w:noProof/>
+        </w:rPr>
         <w:drawing>
           <wp:inline distT="0" distB="0" distL="0" distR="0" wp14:anchorId="1CEABF67" wp14:editId="12109021">
             <wp:extent cx="3177251" cy="1785050"/>
@@ -1616,7 +2074,7 @@
                     <pic:cNvPicPr/>
                   </pic:nvPicPr>
                   <pic:blipFill>
-                    <a:blip r:embed="rId13"/>
+                    <a:blip r:embed="rId15"/>
                     <a:stretch>
                       <a:fillRect/>
                     </a:stretch>
@@ -1658,6 +2116,9 @@
         <w:ind w:left="1440"/>
       </w:pPr>
       <w:r>
+        <w:rPr>
+          <w:noProof/>
+        </w:rPr>
         <w:lastRenderedPageBreak/>
         <w:drawing>
           <wp:inline distT="0" distB="0" distL="0" distR="0" wp14:anchorId="4FB3D2E9" wp14:editId="4203C01F">
@@ -1675,7 +2136,7 @@
                     <pic:cNvPicPr/>
                   </pic:nvPicPr>
                   <pic:blipFill>
-                    <a:blip r:embed="rId14"/>
+                    <a:blip r:embed="rId16"/>
                     <a:stretch>
                       <a:fillRect/>
                     </a:stretch>
@@ -1702,6 +2163,9 @@
         <w:ind w:left="1440"/>
       </w:pPr>
       <w:r>
+        <w:rPr>
+          <w:noProof/>
+        </w:rPr>
         <w:drawing>
           <wp:inline distT="0" distB="0" distL="0" distR="0" wp14:anchorId="418FA01E" wp14:editId="49A9D0CB">
             <wp:extent cx="4052464" cy="1753873"/>
@@ -1718,7 +2182,7 @@
                     <pic:cNvPicPr/>
                   </pic:nvPicPr>
                   <pic:blipFill>
-                    <a:blip r:embed="rId15"/>
+                    <a:blip r:embed="rId17"/>
                     <a:stretch>
                       <a:fillRect/>
                     </a:stretch>
@@ -1763,6 +2227,9 @@
         <w:ind w:left="1440"/>
       </w:pPr>
       <w:r>
+        <w:rPr>
+          <w:noProof/>
+        </w:rPr>
         <w:drawing>
           <wp:inline distT="0" distB="0" distL="0" distR="0" wp14:anchorId="6D227476" wp14:editId="3180095E">
             <wp:extent cx="3483980" cy="2116849"/>
@@ -1779,7 +2246,7 @@
                     <pic:cNvPicPr/>
                   </pic:nvPicPr>
                   <pic:blipFill>
-                    <a:blip r:embed="rId16"/>
+                    <a:blip r:embed="rId18"/>
                     <a:stretch>
                       <a:fillRect/>
                     </a:stretch>
@@ -1806,6 +2273,9 @@
         <w:ind w:left="1440"/>
       </w:pPr>
       <w:r>
+        <w:rPr>
+          <w:noProof/>
+        </w:rPr>
         <w:drawing>
           <wp:inline distT="0" distB="0" distL="0" distR="0" wp14:anchorId="60885E81" wp14:editId="540BDD61">
             <wp:extent cx="3222326" cy="3275636"/>
@@ -1822,7 +2292,7 @@
                     <pic:cNvPicPr/>
                   </pic:nvPicPr>
                   <pic:blipFill>
-                    <a:blip r:embed="rId17"/>
+                    <a:blip r:embed="rId19"/>
                     <a:stretch>
                       <a:fillRect/>
                     </a:stretch>
@@ -1849,6 +2319,9 @@
         <w:ind w:left="1440"/>
       </w:pPr>
       <w:r>
+        <w:rPr>
+          <w:noProof/>
+        </w:rPr>
         <w:lastRenderedPageBreak/>
         <w:drawing>
           <wp:inline distT="0" distB="0" distL="0" distR="0" wp14:anchorId="758E17C9" wp14:editId="7DD67480">
@@ -1866,7 +2339,7 @@
                     <pic:cNvPicPr/>
                   </pic:nvPicPr>
                   <pic:blipFill>
-                    <a:blip r:embed="rId18"/>
+                    <a:blip r:embed="rId20"/>
                     <a:stretch>
                       <a:fillRect/>
                     </a:stretch>
@@ -1911,6 +2384,9 @@
         <w:ind w:left="1440"/>
       </w:pPr>
       <w:r>
+        <w:rPr>
+          <w:noProof/>
+        </w:rPr>
         <w:drawing>
           <wp:inline distT="0" distB="0" distL="0" distR="0" wp14:anchorId="7AC4B38B" wp14:editId="73D7C49B">
             <wp:extent cx="3854852" cy="2388589"/>
@@ -1927,7 +2403,7 @@
                     <pic:cNvPicPr/>
                   </pic:nvPicPr>
                   <pic:blipFill>
-                    <a:blip r:embed="rId19"/>
+                    <a:blip r:embed="rId21"/>
                     <a:stretch>
                       <a:fillRect/>
                     </a:stretch>
@@ -1969,6 +2445,9 @@
         <w:ind w:left="1440"/>
       </w:pPr>
       <w:r>
+        <w:rPr>
+          <w:noProof/>
+        </w:rPr>
         <w:drawing>
           <wp:inline distT="0" distB="0" distL="0" distR="0" wp14:anchorId="1AC8602A" wp14:editId="666B7A2C">
             <wp:extent cx="2715986" cy="1551007"/>
@@ -1985,7 +2464,7 @@
                     <pic:cNvPicPr/>
                   </pic:nvPicPr>
                   <pic:blipFill>
-                    <a:blip r:embed="rId20"/>
+                    <a:blip r:embed="rId22"/>
                     <a:stretch>
                       <a:fillRect/>
                     </a:stretch>
@@ -2052,6 +2531,9 @@
         <w:ind w:left="1440"/>
       </w:pPr>
       <w:r>
+        <w:rPr>
+          <w:noProof/>
+        </w:rPr>
         <w:lastRenderedPageBreak/>
         <w:drawing>
           <wp:inline distT="0" distB="0" distL="0" distR="0" wp14:anchorId="1688ED00" wp14:editId="7A86C5A6">
@@ -2069,7 +2551,7 @@
                     <pic:cNvPicPr/>
                   </pic:nvPicPr>
                   <pic:blipFill>
-                    <a:blip r:embed="rId21"/>
+                    <a:blip r:embed="rId23"/>
                     <a:stretch>
                       <a:fillRect/>
                     </a:stretch>
@@ -2104,6 +2586,9 @@
     </w:p>
     <w:p>
       <w:r>
+        <w:rPr>
+          <w:noProof/>
+        </w:rPr>
         <w:drawing>
           <wp:inline distT="0" distB="0" distL="0" distR="0" wp14:anchorId="20407B90" wp14:editId="454E02D1">
             <wp:extent cx="6480810" cy="3237865"/>
@@ -2120,7 +2605,7 @@
                     <pic:cNvPicPr/>
                   </pic:nvPicPr>
                   <pic:blipFill>
-                    <a:blip r:embed="rId22"/>
+                    <a:blip r:embed="rId24"/>
                     <a:stretch>
                       <a:fillRect/>
                     </a:stretch>
@@ -2167,6 +2652,297 @@
       <w:r>
         <w:t>der obigen PT-Anleitung.</w:t>
       </w:r>
+    </w:p>
+    <w:p>
+      <w:pPr>
+        <w:pStyle w:val="ListParagraph"/>
+      </w:pPr>
+      <w:r>
+        <w:rPr>
+          <w:noProof/>
+        </w:rPr>
+        <w:drawing>
+          <wp:inline distT="0" distB="0" distL="0" distR="0" wp14:anchorId="031717D8" wp14:editId="044925E0">
+            <wp:extent cx="3425002" cy="1730875"/>
+            <wp:effectExtent l="0" t="0" r="4445" b="3175"/>
+            <wp:docPr id="214682536" name="Picture 1"/>
+            <wp:cNvGraphicFramePr>
+              <a:graphicFrameLocks xmlns:a="http://schemas.openxmlformats.org/drawingml/2006/main" noChangeAspect="1"/>
+            </wp:cNvGraphicFramePr>
+            <a:graphic xmlns:a="http://schemas.openxmlformats.org/drawingml/2006/main">
+              <a:graphicData uri="http://schemas.openxmlformats.org/drawingml/2006/picture">
+                <pic:pic xmlns:pic="http://schemas.openxmlformats.org/drawingml/2006/picture">
+                  <pic:nvPicPr>
+                    <pic:cNvPr id="0" name="Picture 1"/>
+                    <pic:cNvPicPr>
+                      <a:picLocks noChangeAspect="1" noChangeArrowheads="1"/>
+                    </pic:cNvPicPr>
+                  </pic:nvPicPr>
+                  <pic:blipFill>
+                    <a:blip r:embed="rId25">
+                      <a:extLst>
+                        <a:ext uri="{28A0092B-C50C-407E-A947-70E740481C1C}">
+                          <a14:useLocalDpi xmlns:a14="http://schemas.microsoft.com/office/drawing/2010/main" val="0"/>
+                        </a:ext>
+                      </a:extLst>
+                    </a:blip>
+                    <a:srcRect/>
+                    <a:stretch>
+                      <a:fillRect/>
+                    </a:stretch>
+                  </pic:blipFill>
+                  <pic:spPr bwMode="auto">
+                    <a:xfrm>
+                      <a:off x="0" y="0"/>
+                      <a:ext cx="3432387" cy="1734607"/>
+                    </a:xfrm>
+                    <a:prstGeom prst="rect">
+                      <a:avLst/>
+                    </a:prstGeom>
+                    <a:noFill/>
+                    <a:ln>
+                      <a:noFill/>
+                    </a:ln>
+                  </pic:spPr>
+                </pic:pic>
+              </a:graphicData>
+            </a:graphic>
+          </wp:inline>
+        </w:drawing>
+      </w:r>
+    </w:p>
+    <w:p>
+      <w:pPr>
+        <w:pStyle w:val="ListParagraph"/>
+      </w:pPr>
+      <w:r>
+        <w:rPr>
+          <w:noProof/>
+        </w:rPr>
+        <w:drawing>
+          <wp:inline distT="0" distB="0" distL="0" distR="0" wp14:anchorId="39C829A2" wp14:editId="60715E3A">
+            <wp:extent cx="3608396" cy="1460020"/>
+            <wp:effectExtent l="0" t="0" r="0" b="6985"/>
+            <wp:docPr id="167121342" name="Picture 2"/>
+            <wp:cNvGraphicFramePr>
+              <a:graphicFrameLocks xmlns:a="http://schemas.openxmlformats.org/drawingml/2006/main" noChangeAspect="1"/>
+            </wp:cNvGraphicFramePr>
+            <a:graphic xmlns:a="http://schemas.openxmlformats.org/drawingml/2006/main">
+              <a:graphicData uri="http://schemas.openxmlformats.org/drawingml/2006/picture">
+                <pic:pic xmlns:pic="http://schemas.openxmlformats.org/drawingml/2006/picture">
+                  <pic:nvPicPr>
+                    <pic:cNvPr id="0" name="Picture 2"/>
+                    <pic:cNvPicPr>
+                      <a:picLocks noChangeAspect="1" noChangeArrowheads="1"/>
+                    </pic:cNvPicPr>
+                  </pic:nvPicPr>
+                  <pic:blipFill>
+                    <a:blip r:embed="rId26">
+                      <a:extLst>
+                        <a:ext uri="{28A0092B-C50C-407E-A947-70E740481C1C}">
+                          <a14:useLocalDpi xmlns:a14="http://schemas.microsoft.com/office/drawing/2010/main" val="0"/>
+                        </a:ext>
+                      </a:extLst>
+                    </a:blip>
+                    <a:srcRect/>
+                    <a:stretch>
+                      <a:fillRect/>
+                    </a:stretch>
+                  </pic:blipFill>
+                  <pic:spPr bwMode="auto">
+                    <a:xfrm>
+                      <a:off x="0" y="0"/>
+                      <a:ext cx="3623459" cy="1466115"/>
+                    </a:xfrm>
+                    <a:prstGeom prst="rect">
+                      <a:avLst/>
+                    </a:prstGeom>
+                    <a:noFill/>
+                    <a:ln>
+                      <a:noFill/>
+                    </a:ln>
+                  </pic:spPr>
+                </pic:pic>
+              </a:graphicData>
+            </a:graphic>
+          </wp:inline>
+        </w:drawing>
+      </w:r>
+    </w:p>
+    <w:p>
+      <w:pPr>
+        <w:pStyle w:val="ListParagraph"/>
+      </w:pPr>
+      <w:r>
+        <w:rPr>
+          <w:noProof/>
+        </w:rPr>
+        <w:lastRenderedPageBreak/>
+        <w:drawing>
+          <wp:inline distT="0" distB="0" distL="0" distR="0" wp14:anchorId="6CB2974D" wp14:editId="12311E74">
+            <wp:extent cx="2639403" cy="1340174"/>
+            <wp:effectExtent l="0" t="0" r="8890" b="0"/>
+            <wp:docPr id="1171285552" name="Picture 3"/>
+            <wp:cNvGraphicFramePr>
+              <a:graphicFrameLocks xmlns:a="http://schemas.openxmlformats.org/drawingml/2006/main" noChangeAspect="1"/>
+            </wp:cNvGraphicFramePr>
+            <a:graphic xmlns:a="http://schemas.openxmlformats.org/drawingml/2006/main">
+              <a:graphicData uri="http://schemas.openxmlformats.org/drawingml/2006/picture">
+                <pic:pic xmlns:pic="http://schemas.openxmlformats.org/drawingml/2006/picture">
+                  <pic:nvPicPr>
+                    <pic:cNvPr id="0" name="Picture 3"/>
+                    <pic:cNvPicPr>
+                      <a:picLocks noChangeAspect="1" noChangeArrowheads="1"/>
+                    </pic:cNvPicPr>
+                  </pic:nvPicPr>
+                  <pic:blipFill>
+                    <a:blip r:embed="rId27">
+                      <a:extLst>
+                        <a:ext uri="{28A0092B-C50C-407E-A947-70E740481C1C}">
+                          <a14:useLocalDpi xmlns:a14="http://schemas.microsoft.com/office/drawing/2010/main" val="0"/>
+                        </a:ext>
+                      </a:extLst>
+                    </a:blip>
+                    <a:srcRect/>
+                    <a:stretch>
+                      <a:fillRect/>
+                    </a:stretch>
+                  </pic:blipFill>
+                  <pic:spPr bwMode="auto">
+                    <a:xfrm>
+                      <a:off x="0" y="0"/>
+                      <a:ext cx="2639403" cy="1340174"/>
+                    </a:xfrm>
+                    <a:prstGeom prst="rect">
+                      <a:avLst/>
+                    </a:prstGeom>
+                    <a:noFill/>
+                    <a:ln>
+                      <a:noFill/>
+                    </a:ln>
+                  </pic:spPr>
+                </pic:pic>
+              </a:graphicData>
+            </a:graphic>
+          </wp:inline>
+        </w:drawing>
+      </w:r>
+    </w:p>
+    <w:p>
+      <w:pPr>
+        <w:pStyle w:val="ListParagraph"/>
+      </w:pPr>
+      <w:r>
+        <w:rPr>
+          <w:noProof/>
+        </w:rPr>
+        <w:drawing>
+          <wp:inline distT="0" distB="0" distL="0" distR="0" wp14:anchorId="0EB247A9" wp14:editId="7AEF8531">
+            <wp:extent cx="3998939" cy="2214405"/>
+            <wp:effectExtent l="0" t="0" r="1905" b="0"/>
+            <wp:docPr id="1894982136" name="Picture 4"/>
+            <wp:cNvGraphicFramePr>
+              <a:graphicFrameLocks xmlns:a="http://schemas.openxmlformats.org/drawingml/2006/main" noChangeAspect="1"/>
+            </wp:cNvGraphicFramePr>
+            <a:graphic xmlns:a="http://schemas.openxmlformats.org/drawingml/2006/main">
+              <a:graphicData uri="http://schemas.openxmlformats.org/drawingml/2006/picture">
+                <pic:pic xmlns:pic="http://schemas.openxmlformats.org/drawingml/2006/picture">
+                  <pic:nvPicPr>
+                    <pic:cNvPr id="0" name="Picture 4"/>
+                    <pic:cNvPicPr>
+                      <a:picLocks noChangeAspect="1" noChangeArrowheads="1"/>
+                    </pic:cNvPicPr>
+                  </pic:nvPicPr>
+                  <pic:blipFill>
+                    <a:blip r:embed="rId28">
+                      <a:extLst>
+                        <a:ext uri="{28A0092B-C50C-407E-A947-70E740481C1C}">
+                          <a14:useLocalDpi xmlns:a14="http://schemas.microsoft.com/office/drawing/2010/main" val="0"/>
+                        </a:ext>
+                      </a:extLst>
+                    </a:blip>
+                    <a:srcRect/>
+                    <a:stretch>
+                      <a:fillRect/>
+                    </a:stretch>
+                  </pic:blipFill>
+                  <pic:spPr bwMode="auto">
+                    <a:xfrm>
+                      <a:off x="0" y="0"/>
+                      <a:ext cx="4009225" cy="2220101"/>
+                    </a:xfrm>
+                    <a:prstGeom prst="rect">
+                      <a:avLst/>
+                    </a:prstGeom>
+                    <a:noFill/>
+                    <a:ln>
+                      <a:noFill/>
+                    </a:ln>
+                  </pic:spPr>
+                </pic:pic>
+              </a:graphicData>
+            </a:graphic>
+          </wp:inline>
+        </w:drawing>
+      </w:r>
+    </w:p>
+    <w:p>
+      <w:pPr>
+        <w:pStyle w:val="ListParagraph"/>
+      </w:pPr>
+      <w:r>
+        <w:rPr>
+          <w:noProof/>
+        </w:rPr>
+        <w:drawing>
+          <wp:inline distT="0" distB="0" distL="0" distR="0" wp14:anchorId="73FAF047" wp14:editId="64571F8D">
+            <wp:extent cx="3173215" cy="1733851"/>
+            <wp:effectExtent l="0" t="0" r="8255" b="0"/>
+            <wp:docPr id="1937297495" name="Picture 5"/>
+            <wp:cNvGraphicFramePr>
+              <a:graphicFrameLocks xmlns:a="http://schemas.openxmlformats.org/drawingml/2006/main" noChangeAspect="1"/>
+            </wp:cNvGraphicFramePr>
+            <a:graphic xmlns:a="http://schemas.openxmlformats.org/drawingml/2006/main">
+              <a:graphicData uri="http://schemas.openxmlformats.org/drawingml/2006/picture">
+                <pic:pic xmlns:pic="http://schemas.openxmlformats.org/drawingml/2006/picture">
+                  <pic:nvPicPr>
+                    <pic:cNvPr id="0" name="Picture 5"/>
+                    <pic:cNvPicPr>
+                      <a:picLocks noChangeAspect="1" noChangeArrowheads="1"/>
+                    </pic:cNvPicPr>
+                  </pic:nvPicPr>
+                  <pic:blipFill>
+                    <a:blip r:embed="rId29">
+                      <a:extLst>
+                        <a:ext uri="{28A0092B-C50C-407E-A947-70E740481C1C}">
+                          <a14:useLocalDpi xmlns:a14="http://schemas.microsoft.com/office/drawing/2010/main" val="0"/>
+                        </a:ext>
+                      </a:extLst>
+                    </a:blip>
+                    <a:srcRect/>
+                    <a:stretch>
+                      <a:fillRect/>
+                    </a:stretch>
+                  </pic:blipFill>
+                  <pic:spPr bwMode="auto">
+                    <a:xfrm>
+                      <a:off x="0" y="0"/>
+                      <a:ext cx="3190055" cy="1743053"/>
+                    </a:xfrm>
+                    <a:prstGeom prst="rect">
+                      <a:avLst/>
+                    </a:prstGeom>
+                    <a:noFill/>
+                    <a:ln>
+                      <a:noFill/>
+                    </a:ln>
+                  </pic:spPr>
+                </pic:pic>
+              </a:graphicData>
+            </a:graphic>
+          </wp:inline>
+        </w:drawing>
+      </w:r>
       <w:r>
         <w:br/>
       </w:r>
@@ -2194,8 +2970,196 @@
         <w:br/>
         <w:t>und untersucht die Packete im Detail!</w:t>
       </w:r>
+    </w:p>
+    <w:p>
+      <w:pPr>
+        <w:pStyle w:val="ListParagraph"/>
+      </w:pPr>
+      <w:r>
+        <w:t>Da ich die addresse renewe habe ich nur request und ackn</w:t>
+      </w:r>
+    </w:p>
+    <w:p>
+      <w:pPr>
+        <w:pStyle w:val="ListParagraph"/>
+      </w:pPr>
+      <w:r>
+        <w:rPr>
+          <w:noProof/>
+        </w:rPr>
+        <w:drawing>
+          <wp:inline distT="0" distB="0" distL="0" distR="0" wp14:anchorId="6D775D75" wp14:editId="043EDA4E">
+            <wp:extent cx="6476365" cy="925195"/>
+            <wp:effectExtent l="0" t="0" r="635" b="8255"/>
+            <wp:docPr id="589560589" name="Picture 6"/>
+            <wp:cNvGraphicFramePr>
+              <a:graphicFrameLocks xmlns:a="http://schemas.openxmlformats.org/drawingml/2006/main" noChangeAspect="1"/>
+            </wp:cNvGraphicFramePr>
+            <a:graphic xmlns:a="http://schemas.openxmlformats.org/drawingml/2006/main">
+              <a:graphicData uri="http://schemas.openxmlformats.org/drawingml/2006/picture">
+                <pic:pic xmlns:pic="http://schemas.openxmlformats.org/drawingml/2006/picture">
+                  <pic:nvPicPr>
+                    <pic:cNvPr id="0" name="Picture 6"/>
+                    <pic:cNvPicPr>
+                      <a:picLocks noChangeAspect="1" noChangeArrowheads="1"/>
+                    </pic:cNvPicPr>
+                  </pic:nvPicPr>
+                  <pic:blipFill>
+                    <a:blip r:embed="rId30">
+                      <a:extLst>
+                        <a:ext uri="{28A0092B-C50C-407E-A947-70E740481C1C}">
+                          <a14:useLocalDpi xmlns:a14="http://schemas.microsoft.com/office/drawing/2010/main" val="0"/>
+                        </a:ext>
+                      </a:extLst>
+                    </a:blip>
+                    <a:srcRect/>
+                    <a:stretch>
+                      <a:fillRect/>
+                    </a:stretch>
+                  </pic:blipFill>
+                  <pic:spPr bwMode="auto">
+                    <a:xfrm>
+                      <a:off x="0" y="0"/>
+                      <a:ext cx="6476365" cy="925195"/>
+                    </a:xfrm>
+                    <a:prstGeom prst="rect">
+                      <a:avLst/>
+                    </a:prstGeom>
+                    <a:noFill/>
+                    <a:ln>
+                      <a:noFill/>
+                    </a:ln>
+                  </pic:spPr>
+                </pic:pic>
+              </a:graphicData>
+            </a:graphic>
+          </wp:inline>
+        </w:drawing>
+      </w:r>
       <w:r>
         <w:br/>
+      </w:r>
+    </w:p>
+    <w:p>
+      <w:pPr>
+        <w:pStyle w:val="ListParagraph"/>
+      </w:pPr>
+      <w:r>
+        <w:rPr>
+          <w:noProof/>
+        </w:rPr>
+        <w:lastRenderedPageBreak/>
+        <w:drawing>
+          <wp:inline distT="0" distB="0" distL="0" distR="0" wp14:anchorId="64F7C339" wp14:editId="0416A8DC">
+            <wp:extent cx="3945147" cy="2396567"/>
+            <wp:effectExtent l="0" t="0" r="0" b="3810"/>
+            <wp:docPr id="2082281262" name="Picture 9"/>
+            <wp:cNvGraphicFramePr>
+              <a:graphicFrameLocks xmlns:a="http://schemas.openxmlformats.org/drawingml/2006/main" noChangeAspect="1"/>
+            </wp:cNvGraphicFramePr>
+            <a:graphic xmlns:a="http://schemas.openxmlformats.org/drawingml/2006/main">
+              <a:graphicData uri="http://schemas.openxmlformats.org/drawingml/2006/picture">
+                <pic:pic xmlns:pic="http://schemas.openxmlformats.org/drawingml/2006/picture">
+                  <pic:nvPicPr>
+                    <pic:cNvPr id="0" name="Picture 9"/>
+                    <pic:cNvPicPr>
+                      <a:picLocks noChangeAspect="1" noChangeArrowheads="1"/>
+                    </pic:cNvPicPr>
+                  </pic:nvPicPr>
+                  <pic:blipFill>
+                    <a:blip r:embed="rId31">
+                      <a:extLst>
+                        <a:ext uri="{28A0092B-C50C-407E-A947-70E740481C1C}">
+                          <a14:useLocalDpi xmlns:a14="http://schemas.microsoft.com/office/drawing/2010/main" val="0"/>
+                        </a:ext>
+                      </a:extLst>
+                    </a:blip>
+                    <a:srcRect/>
+                    <a:stretch>
+                      <a:fillRect/>
+                    </a:stretch>
+                  </pic:blipFill>
+                  <pic:spPr bwMode="auto">
+                    <a:xfrm>
+                      <a:off x="0" y="0"/>
+                      <a:ext cx="3964826" cy="2408521"/>
+                    </a:xfrm>
+                    <a:prstGeom prst="rect">
+                      <a:avLst/>
+                    </a:prstGeom>
+                    <a:noFill/>
+                    <a:ln>
+                      <a:noFill/>
+                    </a:ln>
+                  </pic:spPr>
+                </pic:pic>
+              </a:graphicData>
+            </a:graphic>
+          </wp:inline>
+        </w:drawing>
+      </w:r>
+    </w:p>
+    <w:p>
+      <w:pPr>
+        <w:pStyle w:val="ListParagraph"/>
+      </w:pPr>
+    </w:p>
+    <w:p>
+      <w:pPr>
+        <w:pStyle w:val="ListParagraph"/>
+      </w:pPr>
+      <w:r>
+        <w:rPr>
+          <w:noProof/>
+        </w:rPr>
+        <w:drawing>
+          <wp:inline distT="0" distB="0" distL="0" distR="0" wp14:anchorId="39A33D47" wp14:editId="61F5D011">
+            <wp:extent cx="4014290" cy="2457656"/>
+            <wp:effectExtent l="0" t="0" r="5715" b="0"/>
+            <wp:docPr id="1126582955" name="Picture 10"/>
+            <wp:cNvGraphicFramePr>
+              <a:graphicFrameLocks xmlns:a="http://schemas.openxmlformats.org/drawingml/2006/main" noChangeAspect="1"/>
+            </wp:cNvGraphicFramePr>
+            <a:graphic xmlns:a="http://schemas.openxmlformats.org/drawingml/2006/main">
+              <a:graphicData uri="http://schemas.openxmlformats.org/drawingml/2006/picture">
+                <pic:pic xmlns:pic="http://schemas.openxmlformats.org/drawingml/2006/picture">
+                  <pic:nvPicPr>
+                    <pic:cNvPr id="0" name="Picture 10"/>
+                    <pic:cNvPicPr>
+                      <a:picLocks noChangeAspect="1" noChangeArrowheads="1"/>
+                    </pic:cNvPicPr>
+                  </pic:nvPicPr>
+                  <pic:blipFill>
+                    <a:blip r:embed="rId32">
+                      <a:extLst>
+                        <a:ext uri="{28A0092B-C50C-407E-A947-70E740481C1C}">
+                          <a14:useLocalDpi xmlns:a14="http://schemas.microsoft.com/office/drawing/2010/main" val="0"/>
+                        </a:ext>
+                      </a:extLst>
+                    </a:blip>
+                    <a:srcRect/>
+                    <a:stretch>
+                      <a:fillRect/>
+                    </a:stretch>
+                  </pic:blipFill>
+                  <pic:spPr bwMode="auto">
+                    <a:xfrm>
+                      <a:off x="0" y="0"/>
+                      <a:ext cx="4022905" cy="2462930"/>
+                    </a:xfrm>
+                    <a:prstGeom prst="rect">
+                      <a:avLst/>
+                    </a:prstGeom>
+                    <a:noFill/>
+                    <a:ln>
+                      <a:noFill/>
+                    </a:ln>
+                  </pic:spPr>
+                </pic:pic>
+              </a:graphicData>
+            </a:graphic>
+          </wp:inline>
+        </w:drawing>
       </w:r>
     </w:p>
     <w:p>
@@ -2211,6 +3175,126 @@
       </w:r>
       <w:r>
         <w:br/>
+      </w:r>
+      <w:r>
+        <w:rPr>
+          <w:noProof/>
+        </w:rPr>
+        <w:drawing>
+          <wp:inline distT="0" distB="0" distL="0" distR="0" wp14:anchorId="0C2A7754" wp14:editId="54307914">
+            <wp:extent cx="5083965" cy="1059927"/>
+            <wp:effectExtent l="0" t="0" r="2540" b="6985"/>
+            <wp:docPr id="1337052293" name="Picture 11"/>
+            <wp:cNvGraphicFramePr>
+              <a:graphicFrameLocks xmlns:a="http://schemas.openxmlformats.org/drawingml/2006/main" noChangeAspect="1"/>
+            </wp:cNvGraphicFramePr>
+            <a:graphic xmlns:a="http://schemas.openxmlformats.org/drawingml/2006/main">
+              <a:graphicData uri="http://schemas.openxmlformats.org/drawingml/2006/picture">
+                <pic:pic xmlns:pic="http://schemas.openxmlformats.org/drawingml/2006/picture">
+                  <pic:nvPicPr>
+                    <pic:cNvPr id="0" name="Picture 11"/>
+                    <pic:cNvPicPr>
+                      <a:picLocks noChangeAspect="1" noChangeArrowheads="1"/>
+                    </pic:cNvPicPr>
+                  </pic:nvPicPr>
+                  <pic:blipFill>
+                    <a:blip r:embed="rId33">
+                      <a:extLst>
+                        <a:ext uri="{28A0092B-C50C-407E-A947-70E740481C1C}">
+                          <a14:useLocalDpi xmlns:a14="http://schemas.microsoft.com/office/drawing/2010/main" val="0"/>
+                        </a:ext>
+                      </a:extLst>
+                    </a:blip>
+                    <a:srcRect/>
+                    <a:stretch>
+                      <a:fillRect/>
+                    </a:stretch>
+                  </pic:blipFill>
+                  <pic:spPr bwMode="auto">
+                    <a:xfrm>
+                      <a:off x="0" y="0"/>
+                      <a:ext cx="5094672" cy="1062159"/>
+                    </a:xfrm>
+                    <a:prstGeom prst="rect">
+                      <a:avLst/>
+                    </a:prstGeom>
+                    <a:noFill/>
+                    <a:ln>
+                      <a:noFill/>
+                    </a:ln>
+                  </pic:spPr>
+                </pic:pic>
+              </a:graphicData>
+            </a:graphic>
+          </wp:inline>
+        </w:drawing>
+      </w:r>
+    </w:p>
+    <w:p>
+      <w:pPr>
+        <w:pStyle w:val="ListParagraph"/>
+      </w:pPr>
+      <w:r>
+        <w:t>Im Ack:</w:t>
+      </w:r>
+    </w:p>
+    <w:p>
+      <w:pPr>
+        <w:pStyle w:val="ListParagraph"/>
+      </w:pPr>
+      <w:r>
+        <w:rPr>
+          <w:noProof/>
+        </w:rPr>
+        <w:lastRenderedPageBreak/>
+        <w:drawing>
+          <wp:inline distT="0" distB="0" distL="0" distR="0" wp14:anchorId="3400D5AF" wp14:editId="51A7365C">
+            <wp:extent cx="5202541" cy="5419165"/>
+            <wp:effectExtent l="0" t="0" r="0" b="0"/>
+            <wp:docPr id="1815878645" name="Picture 12"/>
+            <wp:cNvGraphicFramePr>
+              <a:graphicFrameLocks xmlns:a="http://schemas.openxmlformats.org/drawingml/2006/main" noChangeAspect="1"/>
+            </wp:cNvGraphicFramePr>
+            <a:graphic xmlns:a="http://schemas.openxmlformats.org/drawingml/2006/main">
+              <a:graphicData uri="http://schemas.openxmlformats.org/drawingml/2006/picture">
+                <pic:pic xmlns:pic="http://schemas.openxmlformats.org/drawingml/2006/picture">
+                  <pic:nvPicPr>
+                    <pic:cNvPr id="0" name="Picture 12"/>
+                    <pic:cNvPicPr>
+                      <a:picLocks noChangeAspect="1" noChangeArrowheads="1"/>
+                    </pic:cNvPicPr>
+                  </pic:nvPicPr>
+                  <pic:blipFill>
+                    <a:blip r:embed="rId34">
+                      <a:extLst>
+                        <a:ext uri="{28A0092B-C50C-407E-A947-70E740481C1C}">
+                          <a14:useLocalDpi xmlns:a14="http://schemas.microsoft.com/office/drawing/2010/main" val="0"/>
+                        </a:ext>
+                      </a:extLst>
+                    </a:blip>
+                    <a:srcRect/>
+                    <a:stretch>
+                      <a:fillRect/>
+                    </a:stretch>
+                  </pic:blipFill>
+                  <pic:spPr bwMode="auto">
+                    <a:xfrm>
+                      <a:off x="0" y="0"/>
+                      <a:ext cx="5211060" cy="5428039"/>
+                    </a:xfrm>
+                    <a:prstGeom prst="rect">
+                      <a:avLst/>
+                    </a:prstGeom>
+                    <a:noFill/>
+                    <a:ln>
+                      <a:noFill/>
+                    </a:ln>
+                  </pic:spPr>
+                </pic:pic>
+              </a:graphicData>
+            </a:graphic>
+          </wp:inline>
+        </w:drawing>
       </w:r>
     </w:p>
     <w:p/>
@@ -4333,6 +5417,7 @@
   <w:style w:type="character" w:default="1" w:styleId="DefaultParagraphFont">
     <w:name w:val="Default Paragraph Font"/>
     <w:uiPriority w:val="1"/>
+    <w:semiHidden/>
     <w:unhideWhenUsed/>
   </w:style>
   <w:style w:type="table" w:default="1" w:styleId="TableNormal">
